--- a/templates/invoice/cv/id/final.docx
+++ b/templates/invoice/cv/id/final.docx
@@ -165,7 +165,7 @@
           <w:u w:val="thick"/>
           <w:lang w:val="ms"/>
         </w:rPr>
-        <w:t xml:space="preserve">Perihal : Tagihan Invoice {invoice_label} Drawing MEP {project_name}</w:t>
+        <w:t xml:space="preserve">Perihal : Tagihan Invoice {invoice_label} Drawing MEP Proyek {project_name}</w:t>
       </w:r>
       <w:r>
         <w:rPr>
